--- a/Biooil_Data_ML_Submission_Packages/02_Energy_and_AI/05_GRAPHICAL_ABSTRACT_BRIEF.docx
+++ b/Biooil_Data_ML_Submission_Packages/02_Energy_and_AI/05_GRAPHICAL_ABSTRACT_BRIEF.docx
@@ -541,7 +541,7 @@
     <w:link w:val="Balk1Char"/>
     <w:uiPriority w:val="9"/>
     <w:qFormat/>
-    <w:rsid w:val="00681B72"/>
+    <w:rsid w:val="005E60D3"/>
     <w:pPr>
       <w:keepNext/>
       <w:keepLines/>
@@ -563,7 +563,7 @@
     <w:uiPriority w:val="9"/>
     <w:unhideWhenUsed/>
     <w:qFormat/>
-    <w:rsid w:val="00681B72"/>
+    <w:rsid w:val="005E60D3"/>
     <w:pPr>
       <w:keepNext/>
       <w:keepLines/>
@@ -586,7 +586,7 @@
     <w:semiHidden/>
     <w:unhideWhenUsed/>
     <w:qFormat/>
-    <w:rsid w:val="00681B72"/>
+    <w:rsid w:val="005E60D3"/>
     <w:pPr>
       <w:keepNext/>
       <w:keepLines/>
@@ -609,7 +609,7 @@
     <w:semiHidden/>
     <w:unhideWhenUsed/>
     <w:qFormat/>
-    <w:rsid w:val="00681B72"/>
+    <w:rsid w:val="005E60D3"/>
     <w:pPr>
       <w:keepNext/>
       <w:keepLines/>
@@ -632,7 +632,7 @@
     <w:semiHidden/>
     <w:unhideWhenUsed/>
     <w:qFormat/>
-    <w:rsid w:val="00681B72"/>
+    <w:rsid w:val="005E60D3"/>
     <w:pPr>
       <w:keepNext/>
       <w:keepLines/>
@@ -653,7 +653,7 @@
     <w:semiHidden/>
     <w:unhideWhenUsed/>
     <w:qFormat/>
-    <w:rsid w:val="00681B72"/>
+    <w:rsid w:val="005E60D3"/>
     <w:pPr>
       <w:keepNext/>
       <w:keepLines/>
@@ -676,7 +676,7 @@
     <w:semiHidden/>
     <w:unhideWhenUsed/>
     <w:qFormat/>
-    <w:rsid w:val="00681B72"/>
+    <w:rsid w:val="005E60D3"/>
     <w:pPr>
       <w:keepNext/>
       <w:keepLines/>
@@ -697,7 +697,7 @@
     <w:semiHidden/>
     <w:unhideWhenUsed/>
     <w:qFormat/>
-    <w:rsid w:val="00681B72"/>
+    <w:rsid w:val="005E60D3"/>
     <w:pPr>
       <w:keepNext/>
       <w:keepLines/>
@@ -720,7 +720,7 @@
     <w:semiHidden/>
     <w:unhideWhenUsed/>
     <w:qFormat/>
-    <w:rsid w:val="00681B72"/>
+    <w:rsid w:val="005E60D3"/>
     <w:pPr>
       <w:keepNext/>
       <w:keepLines/>
@@ -764,7 +764,7 @@
     <w:basedOn w:val="VarsaylanParagrafYazTipi"/>
     <w:link w:val="Balk1"/>
     <w:uiPriority w:val="9"/>
-    <w:rsid w:val="00681B72"/>
+    <w:rsid w:val="005E60D3"/>
     <w:rPr>
       <w:rFonts w:asciiTheme="majorHAnsi" w:eastAsiaTheme="majorEastAsia" w:hAnsiTheme="majorHAnsi" w:cstheme="majorBidi"/>
       <w:color w:val="2F5496" w:themeColor="accent1" w:themeShade="BF"/>
@@ -777,7 +777,7 @@
     <w:basedOn w:val="VarsaylanParagrafYazTipi"/>
     <w:link w:val="Balk2"/>
     <w:uiPriority w:val="9"/>
-    <w:rsid w:val="00681B72"/>
+    <w:rsid w:val="005E60D3"/>
     <w:rPr>
       <w:rFonts w:asciiTheme="majorHAnsi" w:eastAsiaTheme="majorEastAsia" w:hAnsiTheme="majorHAnsi" w:cstheme="majorBidi"/>
       <w:color w:val="2F5496" w:themeColor="accent1" w:themeShade="BF"/>
@@ -791,7 +791,7 @@
     <w:link w:val="Balk3"/>
     <w:uiPriority w:val="9"/>
     <w:semiHidden/>
-    <w:rsid w:val="00681B72"/>
+    <w:rsid w:val="005E60D3"/>
     <w:rPr>
       <w:rFonts w:eastAsiaTheme="majorEastAsia" w:cstheme="majorBidi"/>
       <w:color w:val="2F5496" w:themeColor="accent1" w:themeShade="BF"/>
@@ -805,7 +805,7 @@
     <w:link w:val="Balk4"/>
     <w:uiPriority w:val="9"/>
     <w:semiHidden/>
-    <w:rsid w:val="00681B72"/>
+    <w:rsid w:val="005E60D3"/>
     <w:rPr>
       <w:rFonts w:eastAsiaTheme="majorEastAsia" w:cstheme="majorBidi"/>
       <w:i/>
@@ -819,7 +819,7 @@
     <w:link w:val="Balk5"/>
     <w:uiPriority w:val="9"/>
     <w:semiHidden/>
-    <w:rsid w:val="00681B72"/>
+    <w:rsid w:val="005E60D3"/>
     <w:rPr>
       <w:rFonts w:eastAsiaTheme="majorEastAsia" w:cstheme="majorBidi"/>
       <w:color w:val="2F5496" w:themeColor="accent1" w:themeShade="BF"/>
@@ -831,7 +831,7 @@
     <w:link w:val="Balk6"/>
     <w:uiPriority w:val="9"/>
     <w:semiHidden/>
-    <w:rsid w:val="00681B72"/>
+    <w:rsid w:val="005E60D3"/>
     <w:rPr>
       <w:rFonts w:eastAsiaTheme="majorEastAsia" w:cstheme="majorBidi"/>
       <w:i/>
@@ -845,7 +845,7 @@
     <w:link w:val="Balk7"/>
     <w:uiPriority w:val="9"/>
     <w:semiHidden/>
-    <w:rsid w:val="00681B72"/>
+    <w:rsid w:val="005E60D3"/>
     <w:rPr>
       <w:rFonts w:eastAsiaTheme="majorEastAsia" w:cstheme="majorBidi"/>
       <w:color w:val="595959" w:themeColor="text1" w:themeTint="A6"/>
@@ -857,7 +857,7 @@
     <w:link w:val="Balk8"/>
     <w:uiPriority w:val="9"/>
     <w:semiHidden/>
-    <w:rsid w:val="00681B72"/>
+    <w:rsid w:val="005E60D3"/>
     <w:rPr>
       <w:rFonts w:eastAsiaTheme="majorEastAsia" w:cstheme="majorBidi"/>
       <w:i/>
@@ -871,7 +871,7 @@
     <w:link w:val="Balk9"/>
     <w:uiPriority w:val="9"/>
     <w:semiHidden/>
-    <w:rsid w:val="00681B72"/>
+    <w:rsid w:val="005E60D3"/>
     <w:rPr>
       <w:rFonts w:eastAsiaTheme="majorEastAsia" w:cstheme="majorBidi"/>
       <w:color w:val="272727" w:themeColor="text1" w:themeTint="D8"/>
@@ -884,7 +884,7 @@
     <w:link w:val="KonuBalChar"/>
     <w:uiPriority w:val="10"/>
     <w:qFormat/>
-    <w:rsid w:val="00681B72"/>
+    <w:rsid w:val="005E60D3"/>
     <w:pPr>
       <w:spacing w:after="80" w:line="240" w:lineRule="auto"/>
       <w:contextualSpacing/>
@@ -902,7 +902,7 @@
     <w:basedOn w:val="VarsaylanParagrafYazTipi"/>
     <w:link w:val="KonuBal"/>
     <w:uiPriority w:val="10"/>
-    <w:rsid w:val="00681B72"/>
+    <w:rsid w:val="005E60D3"/>
     <w:rPr>
       <w:rFonts w:asciiTheme="majorHAnsi" w:eastAsiaTheme="majorEastAsia" w:hAnsiTheme="majorHAnsi" w:cstheme="majorBidi"/>
       <w:spacing w:val="-10"/>
@@ -918,7 +918,7 @@
     <w:link w:val="AltyazChar"/>
     <w:uiPriority w:val="11"/>
     <w:qFormat/>
-    <w:rsid w:val="00681B72"/>
+    <w:rsid w:val="005E60D3"/>
     <w:pPr>
       <w:numPr>
         <w:ilvl w:val="1"/>
@@ -937,7 +937,7 @@
     <w:basedOn w:val="VarsaylanParagrafYazTipi"/>
     <w:link w:val="Altyaz"/>
     <w:uiPriority w:val="11"/>
-    <w:rsid w:val="00681B72"/>
+    <w:rsid w:val="005E60D3"/>
     <w:rPr>
       <w:rFonts w:eastAsiaTheme="majorEastAsia" w:cstheme="majorBidi"/>
       <w:color w:val="595959" w:themeColor="text1" w:themeTint="A6"/>
@@ -953,7 +953,7 @@
     <w:link w:val="AlntChar"/>
     <w:uiPriority w:val="29"/>
     <w:qFormat/>
-    <w:rsid w:val="00681B72"/>
+    <w:rsid w:val="005E60D3"/>
     <w:pPr>
       <w:spacing w:before="160"/>
       <w:jc w:val="center"/>
@@ -969,7 +969,7 @@
     <w:basedOn w:val="VarsaylanParagrafYazTipi"/>
     <w:link w:val="Alnt"/>
     <w:uiPriority w:val="29"/>
-    <w:rsid w:val="00681B72"/>
+    <w:rsid w:val="005E60D3"/>
     <w:rPr>
       <w:i/>
       <w:iCs/>
@@ -981,7 +981,7 @@
     <w:basedOn w:val="Normal"/>
     <w:uiPriority w:val="34"/>
     <w:qFormat/>
-    <w:rsid w:val="00681B72"/>
+    <w:rsid w:val="005E60D3"/>
     <w:pPr>
       <w:ind w:left="720"/>
       <w:contextualSpacing/>
@@ -992,7 +992,7 @@
     <w:basedOn w:val="VarsaylanParagrafYazTipi"/>
     <w:uiPriority w:val="21"/>
     <w:qFormat/>
-    <w:rsid w:val="00681B72"/>
+    <w:rsid w:val="005E60D3"/>
     <w:rPr>
       <w:i/>
       <w:iCs/>
@@ -1006,7 +1006,7 @@
     <w:link w:val="GlAlntChar"/>
     <w:uiPriority w:val="30"/>
     <w:qFormat/>
-    <w:rsid w:val="00681B72"/>
+    <w:rsid w:val="005E60D3"/>
     <w:pPr>
       <w:pBdr>
         <w:top w:val="single" w:sz="4" w:space="10" w:color="2F5496" w:themeColor="accent1" w:themeShade="BF"/>
@@ -1027,7 +1027,7 @@
     <w:basedOn w:val="VarsaylanParagrafYazTipi"/>
     <w:link w:val="GlAlnt"/>
     <w:uiPriority w:val="30"/>
-    <w:rsid w:val="00681B72"/>
+    <w:rsid w:val="005E60D3"/>
     <w:rPr>
       <w:i/>
       <w:iCs/>
@@ -1039,7 +1039,7 @@
     <w:basedOn w:val="VarsaylanParagrafYazTipi"/>
     <w:uiPriority w:val="32"/>
     <w:qFormat/>
-    <w:rsid w:val="00681B72"/>
+    <w:rsid w:val="005E60D3"/>
     <w:rPr>
       <w:b/>
       <w:bCs/>
